--- a/tillsyn/A 12441-2025 tillsynsbegäran.docx
+++ b/tillsyn/A 12441-2025 tillsynsbegäran.docx
@@ -231,7 +231,7 @@
     <w:r>
       <w:tab/>
       <w:tab/>
-      <w:t>2025-03-15</w:t>
+      <w:t>2025-03-16</w:t>
       <w:br/>
       <w:br/>
     </w:r>

--- a/tillsyn/A 12441-2025 tillsynsbegäran.docx
+++ b/tillsyn/A 12441-2025 tillsynsbegäran.docx
@@ -231,7 +231,7 @@
     <w:r>
       <w:tab/>
       <w:tab/>
-      <w:t>2025-03-16</w:t>
+      <w:t>2025-03-17</w:t>
       <w:br/>
       <w:br/>
     </w:r>

--- a/tillsyn/A 12441-2025 tillsynsbegäran.docx
+++ b/tillsyn/A 12441-2025 tillsynsbegäran.docx
@@ -231,7 +231,7 @@
     <w:r>
       <w:tab/>
       <w:tab/>
-      <w:t>2025-03-17</w:t>
+      <w:t>2025-03-18</w:t>
       <w:br/>
       <w:br/>
     </w:r>

--- a/tillsyn/A 12441-2025 tillsynsbegäran.docx
+++ b/tillsyn/A 12441-2025 tillsynsbegäran.docx
@@ -231,7 +231,7 @@
     <w:r>
       <w:tab/>
       <w:tab/>
-      <w:t>2025-03-18</w:t>
+      <w:t>2025-03-19</w:t>
       <w:br/>
       <w:br/>
     </w:r>

--- a/tillsyn/A 12441-2025 tillsynsbegäran.docx
+++ b/tillsyn/A 12441-2025 tillsynsbegäran.docx
@@ -231,7 +231,7 @@
     <w:r>
       <w:tab/>
       <w:tab/>
-      <w:t>2025-03-19</w:t>
+      <w:t>2025-03-20</w:t>
       <w:br/>
       <w:br/>
     </w:r>

--- a/tillsyn/A 12441-2025 tillsynsbegäran.docx
+++ b/tillsyn/A 12441-2025 tillsynsbegäran.docx
@@ -231,7 +231,7 @@
     <w:r>
       <w:tab/>
       <w:tab/>
-      <w:t>2025-03-20</w:t>
+      <w:t>2025-03-21</w:t>
       <w:br/>
       <w:br/>
     </w:r>

--- a/tillsyn/A 12441-2025 tillsynsbegäran.docx
+++ b/tillsyn/A 12441-2025 tillsynsbegäran.docx
@@ -231,7 +231,7 @@
     <w:r>
       <w:tab/>
       <w:tab/>
-      <w:t>2025-03-21</w:t>
+      <w:t>2025-03-22</w:t>
       <w:br/>
       <w:br/>
     </w:r>

--- a/tillsyn/A 12441-2025 tillsynsbegäran.docx
+++ b/tillsyn/A 12441-2025 tillsynsbegäran.docx
@@ -231,7 +231,7 @@
     <w:r>
       <w:tab/>
       <w:tab/>
-      <w:t>2025-03-22</w:t>
+      <w:t>2025-03-23</w:t>
       <w:br/>
       <w:br/>
     </w:r>

--- a/tillsyn/A 12441-2025 tillsynsbegäran.docx
+++ b/tillsyn/A 12441-2025 tillsynsbegäran.docx
@@ -231,7 +231,7 @@
     <w:r>
       <w:tab/>
       <w:tab/>
-      <w:t>2025-03-23</w:t>
+      <w:t>2025-03-24</w:t>
       <w:br/>
       <w:br/>
     </w:r>

--- a/tillsyn/A 12441-2025 tillsynsbegäran.docx
+++ b/tillsyn/A 12441-2025 tillsynsbegäran.docx
@@ -231,7 +231,7 @@
     <w:r>
       <w:tab/>
       <w:tab/>
-      <w:t>2025-03-24</w:t>
+      <w:t>2025-03-25</w:t>
       <w:br/>
       <w:br/>
     </w:r>

--- a/tillsyn/A 12441-2025 tillsynsbegäran.docx
+++ b/tillsyn/A 12441-2025 tillsynsbegäran.docx
@@ -231,7 +231,7 @@
     <w:r>
       <w:tab/>
       <w:tab/>
-      <w:t>2025-03-25</w:t>
+      <w:t>2025-03-26</w:t>
       <w:br/>
       <w:br/>
     </w:r>

--- a/tillsyn/A 12441-2025 tillsynsbegäran.docx
+++ b/tillsyn/A 12441-2025 tillsynsbegäran.docx
@@ -231,7 +231,7 @@
     <w:r>
       <w:tab/>
       <w:tab/>
-      <w:t>2025-03-26</w:t>
+      <w:t>2025-03-27</w:t>
       <w:br/>
       <w:br/>
     </w:r>

--- a/tillsyn/A 12441-2025 tillsynsbegäran.docx
+++ b/tillsyn/A 12441-2025 tillsynsbegäran.docx
@@ -231,7 +231,7 @@
     <w:r>
       <w:tab/>
       <w:tab/>
-      <w:t>2025-03-27</w:t>
+      <w:t>2025-03-28</w:t>
       <w:br/>
       <w:br/>
     </w:r>

--- a/tillsyn/A 12441-2025 tillsynsbegäran.docx
+++ b/tillsyn/A 12441-2025 tillsynsbegäran.docx
@@ -231,7 +231,7 @@
     <w:r>
       <w:tab/>
       <w:tab/>
-      <w:t>2025-04-02</w:t>
+      <w:t>2025-04-03</w:t>
       <w:br/>
       <w:br/>
     </w:r>

--- a/tillsyn/A 12441-2025 tillsynsbegäran.docx
+++ b/tillsyn/A 12441-2025 tillsynsbegäran.docx
@@ -231,7 +231,7 @@
     <w:r>
       <w:tab/>
       <w:tab/>
-      <w:t>2025-04-03</w:t>
+      <w:t>2025-04-05</w:t>
       <w:br/>
       <w:br/>
     </w:r>

--- a/tillsyn/A 12441-2025 tillsynsbegäran.docx
+++ b/tillsyn/A 12441-2025 tillsynsbegäran.docx
@@ -231,7 +231,7 @@
     <w:r>
       <w:tab/>
       <w:tab/>
-      <w:t>2025-04-05</w:t>
+      <w:t>2025-04-06</w:t>
       <w:br/>
       <w:br/>
     </w:r>

--- a/tillsyn/A 12441-2025 tillsynsbegäran.docx
+++ b/tillsyn/A 12441-2025 tillsynsbegäran.docx
@@ -231,7 +231,7 @@
     <w:r>
       <w:tab/>
       <w:tab/>
-      <w:t>2025-04-06</w:t>
+      <w:t>2025-04-07</w:t>
       <w:br/>
       <w:br/>
     </w:r>

--- a/tillsyn/A 12441-2025 tillsynsbegäran.docx
+++ b/tillsyn/A 12441-2025 tillsynsbegäran.docx
@@ -231,7 +231,7 @@
     <w:r>
       <w:tab/>
       <w:tab/>
-      <w:t>2025-04-07</w:t>
+      <w:t>2025-04-08</w:t>
       <w:br/>
       <w:br/>
     </w:r>

--- a/tillsyn/A 12441-2025 tillsynsbegäran.docx
+++ b/tillsyn/A 12441-2025 tillsynsbegäran.docx
@@ -231,7 +231,7 @@
     <w:r>
       <w:tab/>
       <w:tab/>
-      <w:t>2025-04-08</w:t>
+      <w:t>2025-04-09</w:t>
       <w:br/>
       <w:br/>
     </w:r>

--- a/tillsyn/A 12441-2025 tillsynsbegäran.docx
+++ b/tillsyn/A 12441-2025 tillsynsbegäran.docx
@@ -22,7 +22,7 @@
     </w:p>
     <w:p>
       <w:r>
-        <w:t>Nedan beskrivs fynd av naturvårdsarter och fridlysta arter som gjorts i det avverkningsanmälda området.</w:t>
+        <w:t>Nedan beskrivs fynd av naturvårdsarter och fridlysta arter som gjorts i det avverkningsanmälda området. I BILAGA 1 finns artfakta om fridlysta arter.</w:t>
       </w:r>
     </w:p>
     <w:p>
@@ -35,7 +35,7 @@
     </w:p>
     <w:p>
       <w:r>
-        <w:t>I avverkningsanmälan har följande 3 naturvårdsarter hittats: kandelabersvamp (NT), mindre träfjäril (NT) och skogsknipprot (S, §8). Av dessa är 2 rödlistade. För rödlistade arter har rödlistekategorin angivits inom parentes. Arter som är signalarter enligt Skogsstyrelsen har markerats med (S). För fridlysta arter anges även paragrafen i Artskyddsförordningen som arten är fridlyst enligt.</w:t>
+        <w:t>I avverkningsanmälan har följande 6 naturvårdsarter hittats: grön aspvedbock (NT), kandelabersvamp (NT), mindre träfjäril (NT), spillkråka (NT, §4), skogsknipprot (S, §8) och thomsons trägnagare (S). Av dessa är 4 rödlistade. För rödlistade arter har rödlistekategorin angivits inom parentes. Arter som är signalarter enligt Skogsstyrelsen har markerats med (S). För fridlysta arter anges även paragrafen i Artskyddsförordningen som arten är fridlyst enligt.</w:t>
       </w:r>
     </w:p>
     <w:p>
@@ -50,7 +50,7 @@
       <w:r>
         <w:drawing>
           <wp:inline xmlns:a="http://schemas.openxmlformats.org/drawingml/2006/main" xmlns:pic="http://schemas.openxmlformats.org/drawingml/2006/picture">
-            <wp:extent cx="5486400" cy="3551459"/>
+            <wp:extent cx="5486400" cy="3514502"/>
             <wp:docPr id="1" name="Picture 1"/>
             <wp:cNvGraphicFramePr>
               <a:graphicFrameLocks noChangeAspect="1"/>
@@ -71,7 +71,7 @@
                   <pic:spPr>
                     <a:xfrm>
                       <a:off x="0" y="0"/>
-                      <a:ext cx="5486400" cy="3551459"/>
+                      <a:ext cx="5486400" cy="3514502"/>
                     </a:xfrm>
                     <a:prstGeom prst="rect"/>
                   </pic:spPr>
@@ -91,6 +91,17 @@
       </w:r>
     </w:p>
     <w:p>
+      <w:r>
+        <w:rPr>
+          <w:b/>
+        </w:rPr>
+        <w:t>Kandelabersvamp (NT)</w:t>
+      </w:r>
+      <w:r>
+        <w:t xml:space="preserve"> är en mycket bra signalart på skyddsvärda skogsbestånd i hela sitt utbredningsområde. Svampen indikerar sena aspsuccessioner inom områden med konstant hög luftfuktighet (Nitare &amp; Skogsstyrelsen, 2019).</w:t>
+      </w:r>
+    </w:p>
+    <w:p>
       <w:pPr>
         <w:pStyle w:val="Heading1"/>
       </w:pPr>
@@ -100,7 +111,90 @@
     </w:p>
     <w:p>
       <w:r>
-        <w:t>Följande fridlysta arter har sina livsmiljöer och växtplatser i den avverkningsanmälda skogen: skogsknipprot (S, §8).</w:t>
+        <w:t>Följande fridlysta arter har sina livsmiljöer och växtplatser i den avverkningsanmälda skogen: spillkråka (NT, §4) och skogsknipprot (S, §8).</w:t>
+      </w:r>
+    </w:p>
+    <w:p>
+      <w:r>
+        <w:t xml:space="preserve">Observera att medlemsländerna är skyldiga att agera i enlighet med EU:s fågeldirektiv där det uttryckligen står att direktivet gäller för fåglar samt för deras ägg, bon och </w:t>
+      </w:r>
+      <w:r>
+        <w:rPr>
+          <w:b/>
+        </w:rPr>
+        <w:t xml:space="preserve">livsmiljöer </w:t>
+      </w:r>
+      <w:r>
+        <w:t>(artikel 1). Vidare att de åtgärder som vidtas inte får leda till en försämring av den nuvarande situationen beträffande bevarandet av de fågelarter som avses i artikel 1 (artikel 13). Fågeldirektivet är styrande för tillsynsansvariga myndigheters ärendehantering, ställningstaganden och beslutsfattande.</w:t>
+      </w:r>
+    </w:p>
+    <w:p>
+      <w:r>
+        <w:rPr>
+          <w:b/>
+        </w:rPr>
+        <w:t>Spillkråka (NT, §4)</w:t>
+      </w:r>
+      <w:r>
+        <w:t xml:space="preserve"> är rödlistad som nära hotad och ingår i bilaga 1 i EU:s fågeldirektiv. Den minskar i population på grund av minskad tillgång på lämpliga bo- och födoträd och minskad födotillgång. Spillkråkans minskningstakt har uppgått till 19 (24–10) % under de senaste 15 åren. Minskningstakten för den svenska populationen bedöms vara nära gränsvärdet för Sårbar (VU) (A2bc). Skogsbruk med korta omloppstider och täta, homogena ungskogar utgör det största hotet, (SLU Artdatabanken, 2023).</w:t>
+      </w:r>
+    </w:p>
+    <w:p>
+      <w:r>
+        <w:t>I BILAGA 1 finns mer detaljerad information om ekologi samt krav på livsmiljö hos fridlysta arter.</w:t>
+      </w:r>
+    </w:p>
+    <w:p>
+      <w:r>
+        <w:br w:type="page"/>
+      </w:r>
+    </w:p>
+    <w:p>
+      <w:pPr>
+        <w:pStyle w:val="Title"/>
+      </w:pPr>
+      <w:r>
+        <w:t>BILAGA 1 – Fridlysta arter</w:t>
+      </w:r>
+    </w:p>
+    <w:p>
+      <w:pPr>
+        <w:pStyle w:val="Heading1"/>
+      </w:pPr>
+      <w:r>
+        <w:t>Spillkråka – ekologi samt krav på livsmiljön</w:t>
+      </w:r>
+    </w:p>
+    <w:p>
+      <w:r>
+        <w:t>Spillkråka (NT) är rödlistad som nära hotad, fridlyst enligt §4 Artskyddsförordningen och ingår i bilaga 1 i EU:s fågeldirektiv. Spillkråka lever i både barr- och blandskog liksom i ren lövskog. De tätaste populationerna tenderar att finnas i äldre, variationsrik blandskog med gott om död ved och gamla träd.</w:t>
+      </w:r>
+    </w:p>
+    <w:p>
+      <w:r>
+        <w:t>Varje par utnyttjar 400–1000 hektar skog beroende på skogens kvalitet. En minskning av populationen pågår på grund av minskad tillgång på lämpliga bo- och födoträd och minskad födotillgång. Spillkråkans minskningstakt har uppgått till 19 (24–10) % under de senaste 15 åren. Minskningstakten för den svenska populationen bedöms vara nära gränsvärdet för Sårbar (VU) (A2bc). Skogsbruk med korta omloppstider och täta, homogena ungskogar utgör det största hotet (Artdatabanken 2023).</w:t>
+      </w:r>
+    </w:p>
+    <w:p>
+      <w:pPr>
+        <w:pStyle w:val="Heading2"/>
+      </w:pPr>
+      <w:r>
+        <w:t>Referenser – spillkråka</w:t>
+      </w:r>
+    </w:p>
+    <w:p>
+      <w:r>
+        <w:t xml:space="preserve">SLU Artdatabanken, 2021. </w:t>
+      </w:r>
+      <w:r>
+        <w:rPr>
+          <w:i/>
+        </w:rPr>
+        <w:t xml:space="preserve">Artfaktablad. Naturvård – artfakta. </w:t>
+      </w:r>
+      <w:r>
+        <w:t>SLU Artdatabanken, Uppsala</w:t>
       </w:r>
     </w:p>
     <w:sectPr>
@@ -231,7 +325,7 @@
     <w:r>
       <w:tab/>
       <w:tab/>
-      <w:t>2025-04-09</w:t>
+      <w:t>2025-04-10</w:t>
       <w:br/>
       <w:br/>
     </w:r>

--- a/tillsyn/A 12441-2025 tillsynsbegäran.docx
+++ b/tillsyn/A 12441-2025 tillsynsbegäran.docx
@@ -325,7 +325,7 @@
     <w:r>
       <w:tab/>
       <w:tab/>
-      <w:t>2025-04-10</w:t>
+      <w:t>2025-04-11</w:t>
       <w:br/>
       <w:br/>
     </w:r>

--- a/tillsyn/A 12441-2025 tillsynsbegäran.docx
+++ b/tillsyn/A 12441-2025 tillsynsbegäran.docx
@@ -325,7 +325,7 @@
     <w:r>
       <w:tab/>
       <w:tab/>
-      <w:t>2025-04-11</w:t>
+      <w:t>2025-04-12</w:t>
       <w:br/>
       <w:br/>
     </w:r>

--- a/tillsyn/A 12441-2025 tillsynsbegäran.docx
+++ b/tillsyn/A 12441-2025 tillsynsbegäran.docx
@@ -325,7 +325,7 @@
     <w:r>
       <w:tab/>
       <w:tab/>
-      <w:t>2025-04-12</w:t>
+      <w:t>2025-04-13</w:t>
       <w:br/>
       <w:br/>
     </w:r>

--- a/tillsyn/A 12441-2025 tillsynsbegäran.docx
+++ b/tillsyn/A 12441-2025 tillsynsbegäran.docx
@@ -325,7 +325,7 @@
     <w:r>
       <w:tab/>
       <w:tab/>
-      <w:t>2025-04-13</w:t>
+      <w:t>2025-04-14</w:t>
       <w:br/>
       <w:br/>
     </w:r>

--- a/tillsyn/A 12441-2025 tillsynsbegäran.docx
+++ b/tillsyn/A 12441-2025 tillsynsbegäran.docx
@@ -325,7 +325,7 @@
     <w:r>
       <w:tab/>
       <w:tab/>
-      <w:t>2025-04-14</w:t>
+      <w:t>2025-04-15</w:t>
       <w:br/>
       <w:br/>
     </w:r>

--- a/tillsyn/A 12441-2025 tillsynsbegäran.docx
+++ b/tillsyn/A 12441-2025 tillsynsbegäran.docx
@@ -325,7 +325,7 @@
     <w:r>
       <w:tab/>
       <w:tab/>
-      <w:t>2025-04-15</w:t>
+      <w:t>2025-04-16</w:t>
       <w:br/>
       <w:br/>
     </w:r>

--- a/tillsyn/A 12441-2025 tillsynsbegäran.docx
+++ b/tillsyn/A 12441-2025 tillsynsbegäran.docx
@@ -325,7 +325,7 @@
     <w:r>
       <w:tab/>
       <w:tab/>
-      <w:t>2025-04-16</w:t>
+      <w:t>2025-04-17</w:t>
       <w:br/>
       <w:br/>
     </w:r>

--- a/tillsyn/A 12441-2025 tillsynsbegäran.docx
+++ b/tillsyn/A 12441-2025 tillsynsbegäran.docx
@@ -325,7 +325,7 @@
     <w:r>
       <w:tab/>
       <w:tab/>
-      <w:t>2025-04-17</w:t>
+      <w:t>2025-04-18</w:t>
       <w:br/>
       <w:br/>
     </w:r>

--- a/tillsyn/A 12441-2025 tillsynsbegäran.docx
+++ b/tillsyn/A 12441-2025 tillsynsbegäran.docx
@@ -325,7 +325,7 @@
     <w:r>
       <w:tab/>
       <w:tab/>
-      <w:t>2025-04-18</w:t>
+      <w:t>2025-04-19</w:t>
       <w:br/>
       <w:br/>
     </w:r>

--- a/tillsyn/A 12441-2025 tillsynsbegäran.docx
+++ b/tillsyn/A 12441-2025 tillsynsbegäran.docx
@@ -347,7 +347,7 @@
     <w:r>
       <w:tab/>
       <w:tab/>
-      <w:t>2025-05-03</w:t>
+      <w:t>2025-05-04</w:t>
       <w:br/>
       <w:br/>
     </w:r>

--- a/tillsyn/A 12441-2025 tillsynsbegäran.docx
+++ b/tillsyn/A 12441-2025 tillsynsbegäran.docx
@@ -347,7 +347,7 @@
     <w:r>
       <w:tab/>
       <w:tab/>
-      <w:t>2025-05-04</w:t>
+      <w:t>2025-05-06</w:t>
       <w:br/>
       <w:br/>
     </w:r>

--- a/tillsyn/A 12441-2025 tillsynsbegäran.docx
+++ b/tillsyn/A 12441-2025 tillsynsbegäran.docx
@@ -347,7 +347,7 @@
     <w:r>
       <w:tab/>
       <w:tab/>
-      <w:t>2025-05-06</w:t>
+      <w:t>2025-05-07</w:t>
       <w:br/>
       <w:br/>
     </w:r>

--- a/tillsyn/A 12441-2025 tillsynsbegäran.docx
+++ b/tillsyn/A 12441-2025 tillsynsbegäran.docx
@@ -347,7 +347,7 @@
     <w:r>
       <w:tab/>
       <w:tab/>
-      <w:t>2025-05-07</w:t>
+      <w:t>2025-05-08</w:t>
       <w:br/>
       <w:br/>
     </w:r>

--- a/tillsyn/A 12441-2025 tillsynsbegäran.docx
+++ b/tillsyn/A 12441-2025 tillsynsbegäran.docx
@@ -347,7 +347,7 @@
     <w:r>
       <w:tab/>
       <w:tab/>
-      <w:t>2025-05-08</w:t>
+      <w:t>2025-05-09</w:t>
       <w:br/>
       <w:br/>
     </w:r>

--- a/tillsyn/A 12441-2025 tillsynsbegäran.docx
+++ b/tillsyn/A 12441-2025 tillsynsbegäran.docx
@@ -347,7 +347,7 @@
     <w:r>
       <w:tab/>
       <w:tab/>
-      <w:t>2025-05-09</w:t>
+      <w:t>2025-05-10</w:t>
       <w:br/>
       <w:br/>
     </w:r>

--- a/tillsyn/A 12441-2025 tillsynsbegäran.docx
+++ b/tillsyn/A 12441-2025 tillsynsbegäran.docx
@@ -347,7 +347,7 @@
     <w:r>
       <w:tab/>
       <w:tab/>
-      <w:t>2025-05-10</w:t>
+      <w:t>2025-05-11</w:t>
       <w:br/>
       <w:br/>
     </w:r>

--- a/tillsyn/A 12441-2025 tillsynsbegäran.docx
+++ b/tillsyn/A 12441-2025 tillsynsbegäran.docx
@@ -347,7 +347,7 @@
     <w:r>
       <w:tab/>
       <w:tab/>
-      <w:t>2025-05-11</w:t>
+      <w:t>2025-05-12</w:t>
       <w:br/>
       <w:br/>
     </w:r>

--- a/tillsyn/A 12441-2025 tillsynsbegäran.docx
+++ b/tillsyn/A 12441-2025 tillsynsbegäran.docx
@@ -347,7 +347,7 @@
     <w:r>
       <w:tab/>
       <w:tab/>
-      <w:t>2025-05-12</w:t>
+      <w:t>2025-05-13</w:t>
       <w:br/>
       <w:br/>
     </w:r>

--- a/tillsyn/A 12441-2025 tillsynsbegäran.docx
+++ b/tillsyn/A 12441-2025 tillsynsbegäran.docx
@@ -347,7 +347,7 @@
     <w:r>
       <w:tab/>
       <w:tab/>
-      <w:t>2025-05-13</w:t>
+      <w:t>2025-05-14</w:t>
       <w:br/>
       <w:br/>
     </w:r>

--- a/tillsyn/A 12441-2025 tillsynsbegäran.docx
+++ b/tillsyn/A 12441-2025 tillsynsbegäran.docx
@@ -347,7 +347,7 @@
     <w:r>
       <w:tab/>
       <w:tab/>
-      <w:t>2025-05-14</w:t>
+      <w:t>2025-05-15</w:t>
       <w:br/>
       <w:br/>
     </w:r>

--- a/tillsyn/A 12441-2025 tillsynsbegäran.docx
+++ b/tillsyn/A 12441-2025 tillsynsbegäran.docx
@@ -347,7 +347,7 @@
     <w:r>
       <w:tab/>
       <w:tab/>
-      <w:t>2025-05-15</w:t>
+      <w:t>2025-05-16</w:t>
       <w:br/>
       <w:br/>
     </w:r>

--- a/tillsyn/A 12441-2025 tillsynsbegäran.docx
+++ b/tillsyn/A 12441-2025 tillsynsbegäran.docx
@@ -347,7 +347,7 @@
     <w:r>
       <w:tab/>
       <w:tab/>
-      <w:t>2025-05-16</w:t>
+      <w:t>2025-05-17</w:t>
       <w:br/>
       <w:br/>
     </w:r>

--- a/tillsyn/A 12441-2025 tillsynsbegäran.docx
+++ b/tillsyn/A 12441-2025 tillsynsbegäran.docx
@@ -347,7 +347,7 @@
     <w:r>
       <w:tab/>
       <w:tab/>
-      <w:t>2025-05-17</w:t>
+      <w:t>2025-05-18</w:t>
       <w:br/>
       <w:br/>
     </w:r>

--- a/tillsyn/A 12441-2025 tillsynsbegäran.docx
+++ b/tillsyn/A 12441-2025 tillsynsbegäran.docx
@@ -347,7 +347,7 @@
     <w:r>
       <w:tab/>
       <w:tab/>
-      <w:t>2025-05-18</w:t>
+      <w:t>2025-05-19</w:t>
       <w:br/>
       <w:br/>
     </w:r>

--- a/tillsyn/A 12441-2025 tillsynsbegäran.docx
+++ b/tillsyn/A 12441-2025 tillsynsbegäran.docx
@@ -347,7 +347,7 @@
     <w:r>
       <w:tab/>
       <w:tab/>
-      <w:t>2025-05-19</w:t>
+      <w:t>2025-05-20</w:t>
       <w:br/>
       <w:br/>
     </w:r>

--- a/tillsyn/A 12441-2025 tillsynsbegäran.docx
+++ b/tillsyn/A 12441-2025 tillsynsbegäran.docx
@@ -347,7 +347,7 @@
     <w:r>
       <w:tab/>
       <w:tab/>
-      <w:t>2025-05-20</w:t>
+      <w:t>2025-05-21</w:t>
       <w:br/>
       <w:br/>
     </w:r>

--- a/tillsyn/A 12441-2025 tillsynsbegäran.docx
+++ b/tillsyn/A 12441-2025 tillsynsbegäran.docx
@@ -347,7 +347,7 @@
     <w:r>
       <w:tab/>
       <w:tab/>
-      <w:t>2025-05-21</w:t>
+      <w:t>2025-05-22</w:t>
       <w:br/>
       <w:br/>
     </w:r>

--- a/tillsyn/A 12441-2025 tillsynsbegäran.docx
+++ b/tillsyn/A 12441-2025 tillsynsbegäran.docx
@@ -347,7 +347,7 @@
     <w:r>
       <w:tab/>
       <w:tab/>
-      <w:t>2025-05-22</w:t>
+      <w:t>2025-05-23</w:t>
       <w:br/>
       <w:br/>
     </w:r>

--- a/tillsyn/A 12441-2025 tillsynsbegäran.docx
+++ b/tillsyn/A 12441-2025 tillsynsbegäran.docx
@@ -347,7 +347,7 @@
     <w:r>
       <w:tab/>
       <w:tab/>
-      <w:t>2025-05-23</w:t>
+      <w:t>2025-05-24</w:t>
       <w:br/>
       <w:br/>
     </w:r>

--- a/tillsyn/A 12441-2025 tillsynsbegäran.docx
+++ b/tillsyn/A 12441-2025 tillsynsbegäran.docx
@@ -347,7 +347,7 @@
     <w:r>
       <w:tab/>
       <w:tab/>
-      <w:t>2025-05-24</w:t>
+      <w:t>2025-05-25</w:t>
       <w:br/>
       <w:br/>
     </w:r>

--- a/tillsyn/A 12441-2025 tillsynsbegäran.docx
+++ b/tillsyn/A 12441-2025 tillsynsbegäran.docx
@@ -347,7 +347,7 @@
     <w:r>
       <w:tab/>
       <w:tab/>
-      <w:t>2025-05-25</w:t>
+      <w:t>2025-05-26</w:t>
       <w:br/>
       <w:br/>
     </w:r>

--- a/tillsyn/A 12441-2025 tillsynsbegäran.docx
+++ b/tillsyn/A 12441-2025 tillsynsbegäran.docx
@@ -347,7 +347,7 @@
     <w:r>
       <w:tab/>
       <w:tab/>
-      <w:t>2025-05-26</w:t>
+      <w:t>2025-05-27</w:t>
       <w:br/>
       <w:br/>
     </w:r>

--- a/tillsyn/A 12441-2025 tillsynsbegäran.docx
+++ b/tillsyn/A 12441-2025 tillsynsbegäran.docx
@@ -347,7 +347,7 @@
     <w:r>
       <w:tab/>
       <w:tab/>
-      <w:t>2025-05-27</w:t>
+      <w:t>2025-05-30</w:t>
       <w:br/>
       <w:br/>
     </w:r>

--- a/tillsyn/A 12441-2025 tillsynsbegäran.docx
+++ b/tillsyn/A 12441-2025 tillsynsbegäran.docx
@@ -347,7 +347,7 @@
     <w:r>
       <w:tab/>
       <w:tab/>
-      <w:t>2025-05-30</w:t>
+      <w:t>2025-06-01</w:t>
       <w:br/>
       <w:br/>
     </w:r>

--- a/tillsyn/A 12441-2025 tillsynsbegäran.docx
+++ b/tillsyn/A 12441-2025 tillsynsbegäran.docx
@@ -347,7 +347,7 @@
     <w:r>
       <w:tab/>
       <w:tab/>
-      <w:t>2025-06-01</w:t>
+      <w:t>2025-06-02</w:t>
       <w:br/>
       <w:br/>
     </w:r>

--- a/tillsyn/A 12441-2025 tillsynsbegäran.docx
+++ b/tillsyn/A 12441-2025 tillsynsbegäran.docx
@@ -347,7 +347,7 @@
     <w:r>
       <w:tab/>
       <w:tab/>
-      <w:t>2025-06-02</w:t>
+      <w:t>2025-06-03</w:t>
       <w:br/>
       <w:br/>
     </w:r>

--- a/tillsyn/A 12441-2025 tillsynsbegäran.docx
+++ b/tillsyn/A 12441-2025 tillsynsbegäran.docx
@@ -347,7 +347,7 @@
     <w:r>
       <w:tab/>
       <w:tab/>
-      <w:t>2025-06-03</w:t>
+      <w:t>2025-06-04</w:t>
       <w:br/>
       <w:br/>
     </w:r>

--- a/tillsyn/A 12441-2025 tillsynsbegäran.docx
+++ b/tillsyn/A 12441-2025 tillsynsbegäran.docx
@@ -347,7 +347,7 @@
     <w:r>
       <w:tab/>
       <w:tab/>
-      <w:t>2025-06-04</w:t>
+      <w:t>2025-06-05</w:t>
       <w:br/>
       <w:br/>
     </w:r>

--- a/tillsyn/A 12441-2025 tillsynsbegäran.docx
+++ b/tillsyn/A 12441-2025 tillsynsbegäran.docx
@@ -347,7 +347,7 @@
     <w:r>
       <w:tab/>
       <w:tab/>
-      <w:t>2025-06-05</w:t>
+      <w:t>2025-06-13</w:t>
       <w:br/>
       <w:br/>
     </w:r>

--- a/tillsyn/A 12441-2025 tillsynsbegäran.docx
+++ b/tillsyn/A 12441-2025 tillsynsbegäran.docx
@@ -347,7 +347,7 @@
     <w:r>
       <w:tab/>
       <w:tab/>
-      <w:t>2025-06-13</w:t>
+      <w:t>2025-06-15</w:t>
       <w:br/>
       <w:br/>
     </w:r>

--- a/tillsyn/A 12441-2025 tillsynsbegäran.docx
+++ b/tillsyn/A 12441-2025 tillsynsbegäran.docx
@@ -347,7 +347,7 @@
     <w:r>
       <w:tab/>
       <w:tab/>
-      <w:t>2025-06-15</w:t>
+      <w:t>2025-06-16</w:t>
       <w:br/>
       <w:br/>
     </w:r>

--- a/tillsyn/A 12441-2025 tillsynsbegäran.docx
+++ b/tillsyn/A 12441-2025 tillsynsbegäran.docx
@@ -347,7 +347,7 @@
     <w:r>
       <w:tab/>
       <w:tab/>
-      <w:t>2025-06-16</w:t>
+      <w:t>2025-06-17</w:t>
       <w:br/>
       <w:br/>
     </w:r>

--- a/tillsyn/A 12441-2025 tillsynsbegäran.docx
+++ b/tillsyn/A 12441-2025 tillsynsbegäran.docx
@@ -347,7 +347,7 @@
     <w:r>
       <w:tab/>
       <w:tab/>
-      <w:t>2025-06-17</w:t>
+      <w:t>2025-06-18</w:t>
       <w:br/>
       <w:br/>
     </w:r>

--- a/tillsyn/A 12441-2025 tillsynsbegäran.docx
+++ b/tillsyn/A 12441-2025 tillsynsbegäran.docx
@@ -347,7 +347,7 @@
     <w:r>
       <w:tab/>
       <w:tab/>
-      <w:t>2025-06-18</w:t>
+      <w:t>2025-06-19</w:t>
       <w:br/>
       <w:br/>
     </w:r>

--- a/tillsyn/A 12441-2025 tillsynsbegäran.docx
+++ b/tillsyn/A 12441-2025 tillsynsbegäran.docx
@@ -347,7 +347,7 @@
     <w:r>
       <w:tab/>
       <w:tab/>
-      <w:t>2025-06-19</w:t>
+      <w:t>2025-06-20</w:t>
       <w:br/>
       <w:br/>
     </w:r>

--- a/tillsyn/A 12441-2025 tillsynsbegäran.docx
+++ b/tillsyn/A 12441-2025 tillsynsbegäran.docx
@@ -347,7 +347,7 @@
     <w:r>
       <w:tab/>
       <w:tab/>
-      <w:t>2025-06-20</w:t>
+      <w:t>2025-06-21</w:t>
       <w:br/>
       <w:br/>
     </w:r>

--- a/tillsyn/A 12441-2025 tillsynsbegäran.docx
+++ b/tillsyn/A 12441-2025 tillsynsbegäran.docx
@@ -347,7 +347,7 @@
     <w:r>
       <w:tab/>
       <w:tab/>
-      <w:t>2025-06-21</w:t>
+      <w:t>2025-06-22</w:t>
       <w:br/>
       <w:br/>
     </w:r>

--- a/tillsyn/A 12441-2025 tillsynsbegäran.docx
+++ b/tillsyn/A 12441-2025 tillsynsbegäran.docx
@@ -347,7 +347,7 @@
     <w:r>
       <w:tab/>
       <w:tab/>
-      <w:t>2025-06-22</w:t>
+      <w:t>2025-06-23</w:t>
       <w:br/>
       <w:br/>
     </w:r>

--- a/tillsyn/A 12441-2025 tillsynsbegäran.docx
+++ b/tillsyn/A 12441-2025 tillsynsbegäran.docx
@@ -347,7 +347,7 @@
     <w:r>
       <w:tab/>
       <w:tab/>
-      <w:t>2025-06-23</w:t>
+      <w:t>2025-06-24</w:t>
       <w:br/>
       <w:br/>
     </w:r>

--- a/tillsyn/A 12441-2025 tillsynsbegäran.docx
+++ b/tillsyn/A 12441-2025 tillsynsbegäran.docx
@@ -347,7 +347,7 @@
     <w:r>
       <w:tab/>
       <w:tab/>
-      <w:t>2025-06-24</w:t>
+      <w:t>2025-06-25</w:t>
       <w:br/>
       <w:br/>
     </w:r>

--- a/tillsyn/A 12441-2025 tillsynsbegäran.docx
+++ b/tillsyn/A 12441-2025 tillsynsbegäran.docx
@@ -347,7 +347,7 @@
     <w:r>
       <w:tab/>
       <w:tab/>
-      <w:t>2025-06-25</w:t>
+      <w:t>2025-06-26</w:t>
       <w:br/>
       <w:br/>
     </w:r>

--- a/tillsyn/A 12441-2025 tillsynsbegäran.docx
+++ b/tillsyn/A 12441-2025 tillsynsbegäran.docx
@@ -347,7 +347,7 @@
     <w:r>
       <w:tab/>
       <w:tab/>
-      <w:t>2025-06-26</w:t>
+      <w:t>2025-06-27</w:t>
       <w:br/>
       <w:br/>
     </w:r>

--- a/tillsyn/A 12441-2025 tillsynsbegäran.docx
+++ b/tillsyn/A 12441-2025 tillsynsbegäran.docx
@@ -347,7 +347,7 @@
     <w:r>
       <w:tab/>
       <w:tab/>
-      <w:t>2025-06-27</w:t>
+      <w:t>2025-06-28</w:t>
       <w:br/>
       <w:br/>
     </w:r>

--- a/tillsyn/A 12441-2025 tillsynsbegäran.docx
+++ b/tillsyn/A 12441-2025 tillsynsbegäran.docx
@@ -347,7 +347,7 @@
     <w:r>
       <w:tab/>
       <w:tab/>
-      <w:t>2025-06-28</w:t>
+      <w:t>2025-06-29</w:t>
       <w:br/>
       <w:br/>
     </w:r>

--- a/tillsyn/A 12441-2025 tillsynsbegäran.docx
+++ b/tillsyn/A 12441-2025 tillsynsbegäran.docx
@@ -347,7 +347,7 @@
     <w:r>
       <w:tab/>
       <w:tab/>
-      <w:t>2025-06-29</w:t>
+      <w:t>2025-06-30</w:t>
       <w:br/>
       <w:br/>
     </w:r>

--- a/tillsyn/A 12441-2025 tillsynsbegäran.docx
+++ b/tillsyn/A 12441-2025 tillsynsbegäran.docx
@@ -347,7 +347,7 @@
     <w:r>
       <w:tab/>
       <w:tab/>
-      <w:t>2025-06-30</w:t>
+      <w:t>2025-07-01</w:t>
       <w:br/>
       <w:br/>
     </w:r>

--- a/tillsyn/A 12441-2025 tillsynsbegäran.docx
+++ b/tillsyn/A 12441-2025 tillsynsbegäran.docx
@@ -347,7 +347,7 @@
     <w:r>
       <w:tab/>
       <w:tab/>
-      <w:t>2025-07-01</w:t>
+      <w:t>2025-07-02</w:t>
       <w:br/>
       <w:br/>
     </w:r>

--- a/tillsyn/A 12441-2025 tillsynsbegäran.docx
+++ b/tillsyn/A 12441-2025 tillsynsbegäran.docx
@@ -347,7 +347,7 @@
     <w:r>
       <w:tab/>
       <w:tab/>
-      <w:t>2025-07-02</w:t>
+      <w:t>2025-07-03</w:t>
       <w:br/>
       <w:br/>
     </w:r>

--- a/tillsyn/A 12441-2025 tillsynsbegäran.docx
+++ b/tillsyn/A 12441-2025 tillsynsbegäran.docx
@@ -347,7 +347,7 @@
     <w:r>
       <w:tab/>
       <w:tab/>
-      <w:t>2025-07-03</w:t>
+      <w:t>2025-07-04</w:t>
       <w:br/>
       <w:br/>
     </w:r>

--- a/tillsyn/A 12441-2025 tillsynsbegäran.docx
+++ b/tillsyn/A 12441-2025 tillsynsbegäran.docx
@@ -347,7 +347,7 @@
     <w:r>
       <w:tab/>
       <w:tab/>
-      <w:t>2025-07-04</w:t>
+      <w:t>2025-07-05</w:t>
       <w:br/>
       <w:br/>
     </w:r>

--- a/tillsyn/A 12441-2025 tillsynsbegäran.docx
+++ b/tillsyn/A 12441-2025 tillsynsbegäran.docx
@@ -347,7 +347,7 @@
     <w:r>
       <w:tab/>
       <w:tab/>
-      <w:t>2025-07-05</w:t>
+      <w:t>2025-07-06</w:t>
       <w:br/>
       <w:br/>
     </w:r>

--- a/tillsyn/A 12441-2025 tillsynsbegäran.docx
+++ b/tillsyn/A 12441-2025 tillsynsbegäran.docx
@@ -347,7 +347,7 @@
     <w:r>
       <w:tab/>
       <w:tab/>
-      <w:t>2025-07-06</w:t>
+      <w:t>2025-07-07</w:t>
       <w:br/>
       <w:br/>
     </w:r>

--- a/tillsyn/A 12441-2025 tillsynsbegäran.docx
+++ b/tillsyn/A 12441-2025 tillsynsbegäran.docx
@@ -347,7 +347,7 @@
     <w:r>
       <w:tab/>
       <w:tab/>
-      <w:t>2025-07-07</w:t>
+      <w:t>2025-07-08</w:t>
       <w:br/>
       <w:br/>
     </w:r>

--- a/tillsyn/A 12441-2025 tillsynsbegäran.docx
+++ b/tillsyn/A 12441-2025 tillsynsbegäran.docx
@@ -347,7 +347,7 @@
     <w:r>
       <w:tab/>
       <w:tab/>
-      <w:t>2025-07-08</w:t>
+      <w:t>2025-07-09</w:t>
       <w:br/>
       <w:br/>
     </w:r>

--- a/tillsyn/A 12441-2025 tillsynsbegäran.docx
+++ b/tillsyn/A 12441-2025 tillsynsbegäran.docx
@@ -347,7 +347,7 @@
     <w:r>
       <w:tab/>
       <w:tab/>
-      <w:t>2025-07-09</w:t>
+      <w:t>2025-07-11</w:t>
       <w:br/>
       <w:br/>
     </w:r>

--- a/tillsyn/A 12441-2025 tillsynsbegäran.docx
+++ b/tillsyn/A 12441-2025 tillsynsbegäran.docx
@@ -347,7 +347,7 @@
     <w:r>
       <w:tab/>
       <w:tab/>
-      <w:t>2025-07-11</w:t>
+      <w:t>2025-07-12</w:t>
       <w:br/>
       <w:br/>
     </w:r>

--- a/tillsyn/A 12441-2025 tillsynsbegäran.docx
+++ b/tillsyn/A 12441-2025 tillsynsbegäran.docx
@@ -347,7 +347,7 @@
     <w:r>
       <w:tab/>
       <w:tab/>
-      <w:t>2025-07-12</w:t>
+      <w:t>2025-07-13</w:t>
       <w:br/>
       <w:br/>
     </w:r>

--- a/tillsyn/A 12441-2025 tillsynsbegäran.docx
+++ b/tillsyn/A 12441-2025 tillsynsbegäran.docx
@@ -347,7 +347,7 @@
     <w:r>
       <w:tab/>
       <w:tab/>
-      <w:t>2025-07-13</w:t>
+      <w:t>2025-07-14</w:t>
       <w:br/>
       <w:br/>
     </w:r>

--- a/tillsyn/A 12441-2025 tillsynsbegäran.docx
+++ b/tillsyn/A 12441-2025 tillsynsbegäran.docx
@@ -347,7 +347,7 @@
     <w:r>
       <w:tab/>
       <w:tab/>
-      <w:t>2025-08-06</w:t>
+      <w:t>2025-08-09</w:t>
       <w:br/>
       <w:br/>
     </w:r>
